--- a/backend/src/CongTacDang.Infrastructure/Templates/Word/Mau_20_BienBanHieuChuan.docx
+++ b/backend/src/CongTacDang.Infrastructure/Templates/Word/Mau_20_BienBanHieuChuan.docx
@@ -2,6 +2,28 @@
 <file path=word/document.xml><?xml version="1.0" encoding="utf-8"?>
 <w:document xmlns:wpc="http://schemas.microsoft.com/office/word/2010/wordprocessingCanvas" xmlns:cx="http://schemas.microsoft.com/office/drawing/2014/chartex" xmlns:cx1="http://schemas.microsoft.com/office/drawing/2015/9/8/chartex" xmlns:cx2="http://schemas.microsoft.com/office/drawing/2015/10/21/chartex" xmlns:cx3="http://schemas.microsoft.com/office/drawing/2016/5/9/chartex" xmlns:cx4="http://schemas.microsoft.com/office/drawing/2016/5/10/chartex" xmlns:cx5="http://schemas.microsoft.com/office/drawing/2016/5/11/chartex" xmlns:cx6="http://schemas.microsoft.com/office/drawing/2016/5/12/chartex" xmlns:cx7="http://schemas.microsoft.com/office/drawing/2016/5/13/chartex" xmlns:cx8="http://schemas.microsoft.com/office/drawing/2016/5/14/chartex" xmlns:mc="http://schemas.openxmlformats.org/markup-compatibility/2006" xmlns:aink="http://schemas.microsoft.com/office/drawing/2016/ink" xmlns:am3d="http://schemas.microsoft.com/office/drawing/2017/model3d" xmlns:o="urn:schemas-microsoft-com:office:office" xmlns:oel="http://schemas.microsoft.com/office/2019/extlst" xmlns:r="http://schemas.openxmlformats.org/officeDocument/2006/relationships" xmlns:m="http://schemas.openxmlformats.org/officeDocument/2006/math" xmlns:v="urn:schemas-microsoft-com:vml" xmlns:wp14="http://schemas.microsoft.com/office/word/2010/wordprocessingDrawing" xmlns:wp="http://schemas.openxmlformats.org/drawingml/2006/wordprocessingDrawing" xmlns:w10="urn:schemas-microsoft-com:office:word" xmlns:w="http://schemas.openxmlformats.org/wordprocessingml/2006/main" xmlns:w14="http://schemas.microsoft.com/office/word/2010/wordml" xmlns:w15="http://schemas.microsoft.com/office/word/2012/wordml" xmlns:w16cex="http://schemas.microsoft.com/office/word/2018/wordml/cex" xmlns:w16cid="http://schemas.microsoft.com/office/word/2016/wordml/cid" xmlns:w16="http://schemas.microsoft.com/office/word/2018/wordml" xmlns:w16du="http://schemas.microsoft.com/office/word/2023/wordml/word16du" xmlns:w16sdtdh="http://schemas.microsoft.com/office/word/2020/wordml/sdtdatahash" xmlns:w16sdtfl="http://schemas.microsoft.com/office/word/2024/wordml/sdtformatlock" xmlns:w16se="http://schemas.microsoft.com/office/word/2015/wordml/symex" xmlns:wpg="http://schemas.microsoft.com/office/word/2010/wordprocessingGroup" xmlns:wpi="http://schemas.microsoft.com/office/word/2010/wordprocessingInk" xmlns:wne="http://schemas.microsoft.com/office/word/2006/wordml" xmlns:wps="http://schemas.microsoft.com/office/word/2010/wordprocessingShape" mc:Ignorable="w14 w15 w16se w16cid w16 w16cex w16sdtdh w16sdtfl w16du wp14">
   <w:body>
+    <w:sdt>
+      <w:sdtPr>
+        <w:alias w:val="if:DRAFT"/>
+        <w:tag w:val="if:DRAFT"/>
+        <w:id w:val="905103"/>
+      </w:sdtPr>
+      <w:sdtContent>
+        <w:p>
+          <w:pPr>
+            <w:jc w:val="center"/>
+          </w:pPr>
+          <w:r>
+            <w:rPr>
+              <w:b/>
+              <w:color w:val="C00000"/>
+              <w:sz w:val="24"/>
+            </w:rPr>
+            <w:t>BẢN NHÁP — CHƯA XÁC NHẬN</w:t>
+          </w:r>
+        </w:p>
+      </w:sdtContent>
+    </w:sdt>
     <w:p>
       <w:pPr>
         <w:pStyle w:val="Heading1"/>
@@ -82,7 +104,7 @@
               <w:sdtPr>
                 <w:alias w:val="ORG_SUPERIOR_PARTY_NAME"/>
                 <w:tag w:val="ORG_SUPERIOR_PARTY_NAME"/>
-                <w:id w:val="905066"/>
+                <w:id w:val="905068"/>
               </w:sdtPr>
               <w:sdtContent>
                 <w:r>
@@ -105,7 +127,7 @@
               <w:sdtPr>
                 <w:alias w:val="ORG_PARTY_NAME"/>
                 <w:tag w:val="ORG_PARTY_NAME"/>
-                <w:id w:val="905067"/>
+                <w:id w:val="905069"/>
               </w:sdtPr>
               <w:sdtContent>
                 <w:r>
@@ -153,7 +175,7 @@
               <w:sdtPr>
                 <w:alias w:val="ORG_LOCATION"/>
                 <w:tag w:val="ORG_LOCATION"/>
-                <w:id w:val="905068"/>
+                <w:id w:val="905070"/>
               </w:sdtPr>
               <w:sdtContent>
                 <w:r>
@@ -176,7 +198,7 @@
               <w:sdtPr>
                 <w:alias w:val="DATE_LINE"/>
                 <w:tag w:val="DATE_LINE"/>
-                <w:id w:val="905069"/>
+                <w:id w:val="905071"/>
               </w:sdtPr>
               <w:sdtContent>
                 <w:r>
@@ -313,7 +335,7 @@
               <w:sdtPr>
                 <w:alias w:val="MEETING_TIME_PLACE"/>
                 <w:tag w:val="MEETING_TIME_PLACE"/>
-                <w:id w:val="905070"/>
+                <w:id w:val="905072"/>
               </w:sdtPr>
               <w:sdtContent>
                 <w:r>
@@ -376,7 +398,7 @@
               <w:sdtPr>
                 <w:alias w:val="CHAIR"/>
                 <w:tag w:val="CHAIR"/>
-                <w:id w:val="905071"/>
+                <w:id w:val="905073"/>
               </w:sdtPr>
               <w:sdtContent>
                 <w:r>
@@ -438,7 +460,7 @@
               <w:sdtPr>
                 <w:alias w:val="ATTENDEES"/>
                 <w:tag w:val="ATTENDEES"/>
-                <w:id w:val="905072"/>
+                <w:id w:val="905074"/>
               </w:sdtPr>
               <w:sdtContent>
                 <w:r>
@@ -500,7 +522,7 @@
               <w:sdtPr>
                 <w:alias w:val="SCOPE_TEXT"/>
                 <w:tag w:val="SCOPE_TEXT"/>
-                <w:id w:val="905073"/>
+                <w:id w:val="905075"/>
               </w:sdtPr>
               <w:sdtContent>
                 <w:r>
@@ -760,7 +782,7 @@
         <w:sdtPr>
           <w:alias w:val="repeat:SUMMARY"/>
           <w:tag w:val="repeat:SUMMARY"/>
-          <w:id w:val="905079"/>
+          <w:id w:val="905085"/>
         </w:sdtPr>
         <w:sdtContent>
           <w:tr>
@@ -788,7 +810,7 @@
                   <w:sdtPr>
                     <w:alias w:val="S_GROUP"/>
                     <w:tag w:val="S_GROUP"/>
-                    <w:id w:val="905074"/>
+                    <w:id w:val="905076"/>
                   </w:sdtPr>
                   <w:sdtContent>
                     <w:r>
@@ -821,7 +843,7 @@
                   <w:sdtPr>
                     <w:alias w:val="S_COUNT"/>
                     <w:tag w:val="S_COUNT"/>
-                    <w:id w:val="905075"/>
+                    <w:id w:val="905077"/>
                   </w:sdtPr>
                   <w:sdtContent>
                     <w:r>
@@ -829,6 +851,42 @@
                         <w:sz w:val="20"/>
                       </w:rPr>
                       <w:t xml:space="preserve"/>
+                    </w:r>
+                  </w:sdtContent>
+                </w:sdt>
+                <w:sdt>
+                  <w:sdtPr>
+                    <w:alias w:val="if:S_HAS_AFTER"/>
+                    <w:tag w:val="if:S_HAS_AFTER"/>
+                    <w:id w:val="905082"/>
+                  </w:sdtPr>
+                  <w:sdtContent>
+                    <w:r>
+                      <w:rPr>
+                        <w:sz w:val="20"/>
+                      </w:rPr>
+                      <w:t xml:space="preserve"> (sau hiệu chuẩn: </w:t>
+                    </w:r>
+                    <w:sdt>
+                      <w:sdtPr>
+                        <w:alias w:val="S_COUNT_AFTER"/>
+                        <w:tag w:val="S_COUNT_AFTER"/>
+                        <w:id w:val="905081"/>
+                      </w:sdtPr>
+                      <w:sdtContent>
+                        <w:r>
+                          <w:rPr>
+                            <w:sz w:val="20"/>
+                          </w:rPr>
+                          <w:t xml:space="preserve"/>
+                        </w:r>
+                      </w:sdtContent>
+                    </w:sdt>
+                    <w:r>
+                      <w:rPr>
+                        <w:sz w:val="20"/>
+                      </w:rPr>
+                      <w:t xml:space="preserve">)</w:t>
                     </w:r>
                   </w:sdtContent>
                 </w:sdt>
@@ -854,7 +912,7 @@
                   <w:sdtPr>
                     <w:alias w:val="S_PCT"/>
                     <w:tag w:val="S_PCT"/>
-                    <w:id w:val="905076"/>
+                    <w:id w:val="905078"/>
                   </w:sdtPr>
                   <w:sdtContent>
                     <w:r>
@@ -862,6 +920,42 @@
                         <w:sz w:val="20"/>
                       </w:rPr>
                       <w:t xml:space="preserve"/>
+                    </w:r>
+                  </w:sdtContent>
+                </w:sdt>
+                <w:sdt>
+                  <w:sdtPr>
+                    <w:alias w:val="if:S_HAS_AFTER"/>
+                    <w:tag w:val="if:S_HAS_AFTER"/>
+                    <w:id w:val="905084"/>
+                  </w:sdtPr>
+                  <w:sdtContent>
+                    <w:r>
+                      <w:rPr>
+                        <w:sz w:val="20"/>
+                      </w:rPr>
+                      <w:t xml:space="preserve"> (sau hiệu chuẩn: </w:t>
+                    </w:r>
+                    <w:sdt>
+                      <w:sdtPr>
+                        <w:alias w:val="S_PCT_AFTER"/>
+                        <w:tag w:val="S_PCT_AFTER"/>
+                        <w:id w:val="905083"/>
+                      </w:sdtPr>
+                      <w:sdtContent>
+                        <w:r>
+                          <w:rPr>
+                            <w:sz w:val="20"/>
+                          </w:rPr>
+                          <w:t xml:space="preserve"/>
+                        </w:r>
+                      </w:sdtContent>
+                    </w:sdt>
+                    <w:r>
+                      <w:rPr>
+                        <w:sz w:val="20"/>
+                      </w:rPr>
+                      <w:t xml:space="preserve">)</w:t>
                     </w:r>
                   </w:sdtContent>
                 </w:sdt>
@@ -887,7 +981,7 @@
                   <w:sdtPr>
                     <w:alias w:val="S_DIFF"/>
                     <w:tag w:val="S_DIFF"/>
-                    <w:id w:val="905077"/>
+                    <w:id w:val="905079"/>
                   </w:sdtPr>
                   <w:sdtContent>
                     <w:r>
@@ -920,7 +1014,7 @@
                   <w:sdtPr>
                     <w:alias w:val="S_CONCLUSION"/>
                     <w:tag w:val="S_CONCLUSION"/>
-                    <w:id w:val="905078"/>
+                    <w:id w:val="905080"/>
                   </w:sdtPr>
                   <w:sdtContent>
                     <w:r>
@@ -1139,7 +1233,7 @@
         <w:sdtPr>
           <w:alias w:val="repeat:CASES"/>
           <w:tag w:val="repeat:CASES"/>
-          <w:id w:val="905086"/>
+          <w:id w:val="905092"/>
         </w:sdtPr>
         <w:sdtContent>
           <w:tr>
@@ -1167,7 +1261,7 @@
                   <w:sdtPr>
                     <w:alias w:val="C_STT"/>
                     <w:tag w:val="C_STT"/>
-                    <w:id w:val="905080"/>
+                    <w:id w:val="905086"/>
                   </w:sdtPr>
                   <w:sdtContent>
                     <w:r>
@@ -1200,7 +1294,7 @@
                   <w:sdtPr>
                     <w:alias w:val="C_NAME"/>
                     <w:tag w:val="C_NAME"/>
-                    <w:id w:val="905081"/>
+                    <w:id w:val="905087"/>
                   </w:sdtPr>
                   <w:sdtContent>
                     <w:r>
@@ -1233,7 +1327,7 @@
                   <w:sdtPr>
                     <w:alias w:val="C_BEFORE"/>
                     <w:tag w:val="C_BEFORE"/>
-                    <w:id w:val="905082"/>
+                    <w:id w:val="905088"/>
                   </w:sdtPr>
                   <w:sdtContent>
                     <w:r>
@@ -1266,7 +1360,7 @@
                   <w:sdtPr>
                     <w:alias w:val="C_CLARIFY"/>
                     <w:tag w:val="C_CLARIFY"/>
-                    <w:id w:val="905083"/>
+                    <w:id w:val="905089"/>
                   </w:sdtPr>
                   <w:sdtContent>
                     <w:r>
@@ -1299,7 +1393,7 @@
                   <w:sdtPr>
                     <w:alias w:val="C_AFTER"/>
                     <w:tag w:val="C_AFTER"/>
-                    <w:id w:val="905084"/>
+                    <w:id w:val="905090"/>
                   </w:sdtPr>
                   <w:sdtContent>
                     <w:r>
@@ -1332,7 +1426,7 @@
                   <w:sdtPr>
                     <w:alias w:val="C_BASIS"/>
                     <w:tag w:val="C_BASIS"/>
-                    <w:id w:val="905085"/>
+                    <w:id w:val="905091"/>
                   </w:sdtPr>
                   <w:sdtContent>
                     <w:r>
@@ -1377,7 +1471,7 @@
       <w:sdtPr>
         <w:alias w:val="if:HAS_EXTRA_CONCLUSION"/>
         <w:tag w:val="if:HAS_EXTRA_CONCLUSION"/>
-        <w:id w:val="905088"/>
+        <w:id w:val="905094"/>
       </w:sdtPr>
       <w:sdtContent>
         <w:p>
@@ -1389,7 +1483,7 @@
             <w:sdtPr>
               <w:alias w:val="EXTRA_CONCLUSION"/>
               <w:tag w:val="EXTRA_CONCLUSION"/>
-              <w:id w:val="905087"/>
+              <w:id w:val="905093"/>
             </w:sdtPr>
             <w:sdtContent>
               <w:r>
@@ -1486,7 +1580,7 @@
               <w:sdtPr>
                 <w:alias w:val="CHAIR_NAME"/>
                 <w:tag w:val="CHAIR_NAME"/>
-                <w:id w:val="905089"/>
+                <w:id w:val="905095"/>
               </w:sdtPr>
               <w:sdtContent>
                 <w:r>
@@ -1554,7 +1648,7 @@
               <w:sdtPr>
                 <w:alias w:val="SECRETARY_NAME"/>
                 <w:tag w:val="SECRETARY_NAME"/>
-                <w:id w:val="905090"/>
+                <w:id w:val="905096"/>
               </w:sdtPr>
               <w:sdtContent>
                 <w:r>
@@ -1626,7 +1720,7 @@
             <w:sdtPr>
               <w:alias w:val="repeat:MEMBERS"/>
               <w:tag w:val="repeat:MEMBERS"/>
-              <w:id w:val="905095"/>
+              <w:id w:val="905101"/>
             </w:sdtPr>
             <w:sdtContent>
               <w:p>
@@ -1637,7 +1731,7 @@
                   <w:sdtPr>
                     <w:alias w:val="M_NAME"/>
                     <w:tag w:val="M_NAME"/>
-                    <w:id w:val="905091"/>
+                    <w:id w:val="905097"/>
                   </w:sdtPr>
                   <w:sdtContent>
                     <w:r>
@@ -1652,7 +1746,7 @@
                   <w:sdtPr>
                     <w:alias w:val="if:M_HAS_DISSENT"/>
                     <w:tag w:val="if:M_HAS_DISSENT"/>
-                    <w:id w:val="905093"/>
+                    <w:id w:val="905099"/>
                   </w:sdtPr>
                   <w:sdtContent>
                     <w:r>
@@ -1665,7 +1759,7 @@
                       <w:sdtPr>
                         <w:alias w:val="M_DISSENT"/>
                         <w:tag w:val="M_DISSENT"/>
-                        <w:id w:val="905092"/>
+                        <w:id w:val="905098"/>
                       </w:sdtPr>
                       <w:sdtContent>
                         <w:r>
@@ -1682,7 +1776,7 @@
                   <w:sdtPr>
                     <w:alias w:val="ifnot:M_HAS_DISSENT"/>
                     <w:tag w:val="ifnot:M_HAS_DISSENT"/>
-                    <w:id w:val="905094"/>
+                    <w:id w:val="905100"/>
                   </w:sdtPr>
                   <w:sdtContent>
                     <w:r>
@@ -1700,7 +1794,7 @@
             <w:sdtPr>
               <w:alias w:val="ifnot:HAS_MEMBERS"/>
               <w:tag w:val="ifnot:HAS_MEMBERS"/>
-              <w:id w:val="905096"/>
+              <w:id w:val="905102"/>
             </w:sdtPr>
             <w:sdtContent>
               <w:p>
